--- a/support-materials/TE2/TE2_worked_examples.docx
+++ b/support-materials/TE2/TE2_worked_examples.docx
@@ -90,7 +90,7 @@
         <w:t xml:space="preserve">What does this side look like in sines and cosines? </w:t>
       </w:r>
       <w:r>
-        <w:t xml:space="preserve">Almost every TE2 verification starts the same way: rewrite every function in terms of sine and cosine. Then distribute, cancel what multiplies, combine fractions with a common denominator, and use sin² + cos² = 1 if it appears. Finish by renaming 1/cos as sec, cos/sin as cot, and so on, until you reach the other side. Work on one side only, and make each line equal the one before.</w:t>
+        <w:t xml:space="preserve">Almost every TE2 verification starts the same way: rewrite every function in terms of sine and cosine. Then distribute, cancel what multiplies, combine fractions with a common denominator, and use sin² + cos² = 1 if it appears. Finish by renaming 1/cos as sec, cos/sin as cot, and so on, until you reach the other side. Start from either side, usually the more complicated one, and make each line equal the one before. Do not do the same operation to both sides.</w:t>
       </w:r>
     </w:p>
     <w:p>
@@ -115,7 +115,7 @@
         <w:t xml:space="preserve">Table 1. </w:t>
       </w:r>
       <w:r>
-        <w:t xml:space="preserve">The six trig functions written in terms of sine and cosine</w:t>
+        <w:t xml:space="preserve">Tangent, cotangent, secant, and cosecant written in terms of sine and cosine</w:t>
       </w:r>
     </w:p>
     <w:tbl>
@@ -132,10 +132,7 @@
       </w:tblPr>
       <w:tblGrid>
         <w:gridCol w:w="1100"/>
-        <w:gridCol w:w="1975"/>
-        <w:gridCol w:w="1975"/>
-        <w:gridCol w:w="1975"/>
-        <w:gridCol w:w="1975"/>
+        <w:gridCol w:w="7900"/>
       </w:tblGrid>
       <w:tr>
         <w:tc>
@@ -166,13 +163,13 @@
                 <w:sz w:val="28"/>
                 <w:szCs w:val="28"/>
               </w:rPr>
-              <w:t xml:space="preserve">Function</w:t>
+              <w:t xml:space="preserve">tan x</w:t>
             </w:r>
           </w:p>
         </w:tc>
         <w:tc>
           <w:tcPr>
-            <w:tcW w:type="dxa" w:w="1975"/>
+            <w:tcW w:type="dxa" w:w="7900"/>
             <w:tcBorders>
               <w:top w:val="single" w:color="555555" w:sz="6"/>
               <w:left w:val="single" w:color="555555" w:sz="6"/>
@@ -197,100 +194,7 @@
                 <w:sz w:val="28"/>
                 <w:szCs w:val="28"/>
               </w:rPr>
-              <w:t xml:space="preserve">tan x</w:t>
-            </w:r>
-          </w:p>
-        </w:tc>
-        <w:tc>
-          <w:tcPr>
-            <w:tcW w:type="dxa" w:w="1975"/>
-            <w:tcBorders>
-              <w:top w:val="single" w:color="555555" w:sz="6"/>
-              <w:left w:val="single" w:color="555555" w:sz="6"/>
-              <w:bottom w:val="single" w:color="555555" w:sz="6"/>
-              <w:right w:val="single" w:color="555555" w:sz="6"/>
-            </w:tcBorders>
-            <w:tcMar>
-              <w:top w:type="dxa" w:w="80"/>
-              <w:left w:type="dxa" w:w="120"/>
-              <w:bottom w:type="dxa" w:w="80"/>
-              <w:right w:type="dxa" w:w="120"/>
-            </w:tcMar>
-          </w:tcPr>
-          <w:p>
-            <w:pPr>
-              <w:jc w:val="center"/>
-            </w:pPr>
-            <w:r>
-              <w:rPr>
-                <w:b w:val="false"/>
-                <w:bCs w:val="false"/>
-                <w:sz w:val="28"/>
-                <w:szCs w:val="28"/>
-              </w:rPr>
-              <w:t xml:space="preserve">cot x</w:t>
-            </w:r>
-          </w:p>
-        </w:tc>
-        <w:tc>
-          <w:tcPr>
-            <w:tcW w:type="dxa" w:w="1975"/>
-            <w:tcBorders>
-              <w:top w:val="single" w:color="555555" w:sz="6"/>
-              <w:left w:val="single" w:color="555555" w:sz="6"/>
-              <w:bottom w:val="single" w:color="555555" w:sz="6"/>
-              <w:right w:val="single" w:color="555555" w:sz="6"/>
-            </w:tcBorders>
-            <w:tcMar>
-              <w:top w:type="dxa" w:w="80"/>
-              <w:left w:type="dxa" w:w="120"/>
-              <w:bottom w:type="dxa" w:w="80"/>
-              <w:right w:type="dxa" w:w="120"/>
-            </w:tcMar>
-          </w:tcPr>
-          <w:p>
-            <w:pPr>
-              <w:jc w:val="center"/>
-            </w:pPr>
-            <w:r>
-              <w:rPr>
-                <w:b w:val="false"/>
-                <w:bCs w:val="false"/>
-                <w:sz w:val="28"/>
-                <w:szCs w:val="28"/>
-              </w:rPr>
-              <w:t xml:space="preserve">sec x</w:t>
-            </w:r>
-          </w:p>
-        </w:tc>
-        <w:tc>
-          <w:tcPr>
-            <w:tcW w:type="dxa" w:w="1975"/>
-            <w:tcBorders>
-              <w:top w:val="single" w:color="555555" w:sz="6"/>
-              <w:left w:val="single" w:color="555555" w:sz="6"/>
-              <w:bottom w:val="single" w:color="555555" w:sz="6"/>
-              <w:right w:val="single" w:color="555555" w:sz="6"/>
-            </w:tcBorders>
-            <w:tcMar>
-              <w:top w:type="dxa" w:w="80"/>
-              <w:left w:type="dxa" w:w="120"/>
-              <w:bottom w:type="dxa" w:w="80"/>
-              <w:right w:type="dxa" w:w="120"/>
-            </w:tcMar>
-          </w:tcPr>
-          <w:p>
-            <w:pPr>
-              <w:jc w:val="center"/>
-            </w:pPr>
-            <w:r>
-              <w:rPr>
-                <w:b w:val="false"/>
-                <w:bCs w:val="false"/>
-                <w:sz w:val="28"/>
-                <w:szCs w:val="28"/>
-              </w:rPr>
-              <w:t xml:space="preserve">csc x</w:t>
+              <w:t xml:space="preserve">sin x / cos x</w:t>
             </w:r>
           </w:p>
         </w:tc>
@@ -324,44 +228,13 @@
                 <w:sz w:val="28"/>
                 <w:szCs w:val="28"/>
               </w:rPr>
-              <w:t xml:space="preserve">In sine and cosine</w:t>
+              <w:t xml:space="preserve">cot x</w:t>
             </w:r>
           </w:p>
         </w:tc>
         <w:tc>
           <w:tcPr>
-            <w:tcW w:type="dxa" w:w="1975"/>
-            <w:tcBorders>
-              <w:top w:val="single" w:color="555555" w:sz="6"/>
-              <w:left w:val="single" w:color="555555" w:sz="6"/>
-              <w:bottom w:val="single" w:color="555555" w:sz="6"/>
-              <w:right w:val="single" w:color="555555" w:sz="6"/>
-            </w:tcBorders>
-            <w:tcMar>
-              <w:top w:type="dxa" w:w="80"/>
-              <w:left w:type="dxa" w:w="120"/>
-              <w:bottom w:type="dxa" w:w="80"/>
-              <w:right w:type="dxa" w:w="120"/>
-            </w:tcMar>
-          </w:tcPr>
-          <w:p>
-            <w:pPr>
-              <w:jc w:val="center"/>
-            </w:pPr>
-            <w:r>
-              <w:rPr>
-                <w:b w:val="false"/>
-                <w:bCs w:val="false"/>
-                <w:sz w:val="28"/>
-                <w:szCs w:val="28"/>
-              </w:rPr>
-              <w:t xml:space="preserve">sin x / cos x</w:t>
-            </w:r>
-          </w:p>
-        </w:tc>
-        <w:tc>
-          <w:tcPr>
-            <w:tcW w:type="dxa" w:w="1975"/>
+            <w:tcW w:type="dxa" w:w="7900"/>
             <w:tcBorders>
               <w:top w:val="single" w:color="555555" w:sz="6"/>
               <w:left w:val="single" w:color="555555" w:sz="6"/>
@@ -390,9 +263,43 @@
             </w:r>
           </w:p>
         </w:tc>
+      </w:tr>
+      <w:tr>
         <w:tc>
           <w:tcPr>
-            <w:tcW w:type="dxa" w:w="1975"/>
+            <w:tcW w:type="dxa" w:w="1100"/>
+            <w:tcBorders>
+              <w:top w:val="single" w:color="555555" w:sz="6"/>
+              <w:left w:val="single" w:color="555555" w:sz="6"/>
+              <w:bottom w:val="single" w:color="555555" w:sz="6"/>
+              <w:right w:val="single" w:color="555555" w:sz="6"/>
+            </w:tcBorders>
+            <w:shd w:fill="E6F4F4" w:val="clear"/>
+            <w:tcMar>
+              <w:top w:type="dxa" w:w="80"/>
+              <w:left w:type="dxa" w:w="120"/>
+              <w:bottom w:type="dxa" w:w="80"/>
+              <w:right w:type="dxa" w:w="120"/>
+            </w:tcMar>
+          </w:tcPr>
+          <w:p>
+            <w:pPr>
+              <w:jc w:val="center"/>
+            </w:pPr>
+            <w:r>
+              <w:rPr>
+                <w:b/>
+                <w:bCs/>
+                <w:sz w:val="28"/>
+                <w:szCs w:val="28"/>
+              </w:rPr>
+              <w:t xml:space="preserve">sec x</w:t>
+            </w:r>
+          </w:p>
+        </w:tc>
+        <w:tc>
+          <w:tcPr>
+            <w:tcW w:type="dxa" w:w="7900"/>
             <w:tcBorders>
               <w:top w:val="single" w:color="555555" w:sz="6"/>
               <w:left w:val="single" w:color="555555" w:sz="6"/>
@@ -421,9 +328,43 @@
             </w:r>
           </w:p>
         </w:tc>
+      </w:tr>
+      <w:tr>
         <w:tc>
           <w:tcPr>
-            <w:tcW w:type="dxa" w:w="1975"/>
+            <w:tcW w:type="dxa" w:w="1100"/>
+            <w:tcBorders>
+              <w:top w:val="single" w:color="555555" w:sz="6"/>
+              <w:left w:val="single" w:color="555555" w:sz="6"/>
+              <w:bottom w:val="single" w:color="555555" w:sz="6"/>
+              <w:right w:val="single" w:color="555555" w:sz="6"/>
+            </w:tcBorders>
+            <w:shd w:fill="E6F4F4" w:val="clear"/>
+            <w:tcMar>
+              <w:top w:type="dxa" w:w="80"/>
+              <w:left w:type="dxa" w:w="120"/>
+              <w:bottom w:type="dxa" w:w="80"/>
+              <w:right w:type="dxa" w:w="120"/>
+            </w:tcMar>
+          </w:tcPr>
+          <w:p>
+            <w:pPr>
+              <w:jc w:val="center"/>
+            </w:pPr>
+            <w:r>
+              <w:rPr>
+                <w:b/>
+                <w:bCs/>
+                <w:sz w:val="28"/>
+                <w:szCs w:val="28"/>
+              </w:rPr>
+              <w:t xml:space="preserve">csc x</w:t>
+            </w:r>
+          </w:p>
+        </w:tc>
+        <w:tc>
+          <w:tcPr>
+            <w:tcW w:type="dxa" w:w="7900"/>
             <w:tcBorders>
               <w:top w:val="single" w:color="555555" w:sz="6"/>
               <w:left w:val="single" w:color="555555" w:sz="6"/>
@@ -647,7 +588,17 @@
           <w:i/>
           <w:iCs/>
         </w:rPr>
-        <w:t xml:space="preserve"> xcsc x=(</w:t>
+        <w:t xml:space="preserve"> x </w:t>
+      </w:r>
+      <w:r>
+        <w:t xml:space="preserve">csc</w:t>
+      </w:r>
+      <w:r>
+        <w:rPr>
+          <w:i/>
+          <w:iCs/>
+        </w:rPr>
+        <w:t xml:space="preserve"> x=(</w:t>
       </w:r>
       <w:r>
         <w:t xml:space="preserve">sin</w:t>
@@ -703,6 +654,19 @@
         <w:t xml:space="preserve">. The sines cancel because they multiply. The answer </w:t>
       </w:r>
       <w:r>
+        <w:t xml:space="preserve">cot</w:t>
+      </w:r>
+      <w:r>
+        <w:rPr>
+          <w:i/>
+          <w:iCs/>
+        </w:rPr>
+        <w:t xml:space="preserve"> x</w:t>
+      </w:r>
+      <w:r>
+        <w:t xml:space="preserve"> flips the result, and the answer </w:t>
+      </w:r>
+      <w:r>
         <w:rPr>
           <w:i/>
           <w:iCs/>
@@ -790,7 +754,23 @@
           <w:i/>
           <w:iCs/>
         </w:rPr>
-        <w:t xml:space="preserve"> xcsc x=</w:t>
+        <w:t xml:space="preserve"> x </w:t>
+      </w:r>
+      <w:r>
+        <w:rPr>
+          <w:b/>
+          <w:bCs/>
+        </w:rPr>
+        <w:t xml:space="preserve">csc</w:t>
+      </w:r>
+      <w:r>
+        <w:rPr>
+          <w:b/>
+          <w:bCs/>
+          <w:i/>
+          <w:iCs/>
+        </w:rPr>
+        <w:t xml:space="preserve"> x=</w:t>
       </w:r>
       <w:r>
         <w:rPr>
@@ -900,7 +880,17 @@
           <w:i/>
           <w:iCs/>
         </w:rPr>
-        <w:t xml:space="preserve"> xcos x</w:t>
+        <w:t xml:space="preserve"> x </w:t>
+      </w:r>
+      <w:r>
+        <w:t xml:space="preserve">cos</w:t>
+      </w:r>
+      <w:r>
+        <w:rPr>
+          <w:i/>
+          <w:iCs/>
+        </w:rPr>
+        <w:t xml:space="preserve"> x</w:t>
       </w:r>
     </w:p>
     <w:p>
@@ -970,7 +960,17 @@
           <w:i/>
           <w:iCs/>
         </w:rPr>
-        <w:t xml:space="preserve"> xcos x)</w:t>
+        <w:t xml:space="preserve"> x </w:t>
+      </w:r>
+      <w:r>
+        <w:t xml:space="preserve">cos</w:t>
+      </w:r>
+      <w:r>
+        <w:rPr>
+          <w:i/>
+          <w:iCs/>
+        </w:rPr>
+        <w:t xml:space="preserve"> x)</w:t>
       </w:r>
     </w:p>
     <w:p>
@@ -1034,7 +1034,17 @@
           <w:i/>
           <w:iCs/>
         </w:rPr>
-        <w:t xml:space="preserve"> xcsc x=1/(</w:t>
+        <w:t xml:space="preserve"> x </w:t>
+      </w:r>
+      <w:r>
+        <w:t xml:space="preserve">csc</w:t>
+      </w:r>
+      <w:r>
+        <w:rPr>
+          <w:i/>
+          <w:iCs/>
+        </w:rPr>
+        <w:t xml:space="preserve"> x=1/(</w:t>
       </w:r>
       <w:r>
         <w:t xml:space="preserve">cos</w:t>
@@ -1064,7 +1074,17 @@
           <w:i/>
           <w:iCs/>
         </w:rPr>
-        <w:t xml:space="preserve"> xcos x)</w:t>
+        <w:t xml:space="preserve"> x </w:t>
+      </w:r>
+      <w:r>
+        <w:t xml:space="preserve">cos</w:t>
+      </w:r>
+      <w:r>
+        <w:rPr>
+          <w:i/>
+          <w:iCs/>
+        </w:rPr>
+        <w:t xml:space="preserve"> x)</w:t>
       </w:r>
       <w:r>
         <w:t xml:space="preserve">. Multiplying fractions multiplies the denominators; it does not add them. The answer </w:t>
@@ -1077,7 +1097,17 @@
           <w:i/>
           <w:iCs/>
         </w:rPr>
-        <w:t xml:space="preserve"> xcos x</w:t>
+        <w:t xml:space="preserve"> x </w:t>
+      </w:r>
+      <w:r>
+        <w:t xml:space="preserve">cos</w:t>
+      </w:r>
+      <w:r>
+        <w:rPr>
+          <w:i/>
+          <w:iCs/>
+        </w:rPr>
+        <w:t xml:space="preserve"> x</w:t>
       </w:r>
       <w:r>
         <w:t xml:space="preserve"> forgets that these are reciprocals. </w:t>
@@ -1096,23 +1126,55 @@
           <w:i/>
           <w:iCs/>
         </w:rPr>
-        <w:t xml:space="preserve"> xcsc x=1/(</w:t>
-      </w:r>
-      <w:r>
-        <w:rPr>
-          <w:b/>
-          <w:bCs/>
-        </w:rPr>
-        <w:t xml:space="preserve">sin</w:t>
-      </w:r>
-      <w:r>
-        <w:rPr>
-          <w:b/>
-          <w:bCs/>
-          <w:i/>
-          <w:iCs/>
-        </w:rPr>
-        <w:t xml:space="preserve"> xcos x)</w:t>
+        <w:t xml:space="preserve"> x </w:t>
+      </w:r>
+      <w:r>
+        <w:rPr>
+          <w:b/>
+          <w:bCs/>
+        </w:rPr>
+        <w:t xml:space="preserve">csc</w:t>
+      </w:r>
+      <w:r>
+        <w:rPr>
+          <w:b/>
+          <w:bCs/>
+          <w:i/>
+          <w:iCs/>
+        </w:rPr>
+        <w:t xml:space="preserve"> x=1/(</w:t>
+      </w:r>
+      <w:r>
+        <w:rPr>
+          <w:b/>
+          <w:bCs/>
+        </w:rPr>
+        <w:t xml:space="preserve">sin</w:t>
+      </w:r>
+      <w:r>
+        <w:rPr>
+          <w:b/>
+          <w:bCs/>
+          <w:i/>
+          <w:iCs/>
+        </w:rPr>
+        <w:t xml:space="preserve"> x </w:t>
+      </w:r>
+      <w:r>
+        <w:rPr>
+          <w:b/>
+          <w:bCs/>
+        </w:rPr>
+        <w:t xml:space="preserve">cos</w:t>
+      </w:r>
+      <w:r>
+        <w:rPr>
+          <w:b/>
+          <w:bCs/>
+          <w:i/>
+          <w:iCs/>
+        </w:rPr>
+        <w:t xml:space="preserve"> x)</w:t>
       </w:r>
       <w:r>
         <w:rPr>
@@ -1327,7 +1389,17 @@
           <w:i/>
           <w:iCs/>
         </w:rPr>
-        <w:t xml:space="preserve"> xsec x=(</w:t>
+        <w:t xml:space="preserve"> x </w:t>
+      </w:r>
+      <w:r>
+        <w:t xml:space="preserve">sec</w:t>
+      </w:r>
+      <w:r>
+        <w:rPr>
+          <w:i/>
+          <w:iCs/>
+        </w:rPr>
+        <w:t xml:space="preserve"> x=(</w:t>
       </w:r>
       <w:r>
         <w:t xml:space="preserve">cos</w:t>
@@ -1470,7 +1542,23 @@
           <w:i/>
           <w:iCs/>
         </w:rPr>
-        <w:t xml:space="preserve"> xsec x=</w:t>
+        <w:t xml:space="preserve"> x </w:t>
+      </w:r>
+      <w:r>
+        <w:rPr>
+          <w:b/>
+          <w:bCs/>
+        </w:rPr>
+        <w:t xml:space="preserve">sec</w:t>
+      </w:r>
+      <w:r>
+        <w:rPr>
+          <w:b/>
+          <w:bCs/>
+          <w:i/>
+          <w:iCs/>
+        </w:rPr>
+        <w:t xml:space="preserve"> x=</w:t>
       </w:r>
       <w:r>
         <w:rPr>
@@ -1834,7 +1922,7 @@
         <w:t xml:space="preserve"> x</w:t>
       </w:r>
       <w:r>
-        <w:t xml:space="preserve"> instead of dividing. </w:t>
+        <w:t xml:space="preserve"> instead of dividing, and 1 cancels everything. </w:t>
       </w:r>
       <w:r>
         <w:rPr>
@@ -2212,7 +2300,17 @@
           <w:i/>
           <w:iCs/>
         </w:rPr>
-        <w:t xml:space="preserve"> xsin x+</w:t>
+        <w:t xml:space="preserve"> x </w:t>
+      </w:r>
+      <w:r>
+        <w:t xml:space="preserve">sin</w:t>
+      </w:r>
+      <w:r>
+        <w:rPr>
+          <w:i/>
+          <w:iCs/>
+        </w:rPr>
+        <w:t xml:space="preserve"> x+</w:t>
       </w:r>
       <w:r>
         <w:t xml:space="preserve">tan</w:t>
@@ -2222,7 +2320,17 @@
           <w:i/>
           <w:iCs/>
         </w:rPr>
-        <w:t xml:space="preserve"> xcos x=(</w:t>
+        <w:t xml:space="preserve"> x </w:t>
+      </w:r>
+      <w:r>
+        <w:t xml:space="preserve">cos</w:t>
+      </w:r>
+      <w:r>
+        <w:rPr>
+          <w:i/>
+          <w:iCs/>
+        </w:rPr>
+        <w:t xml:space="preserve"> x=(</w:t>
       </w:r>
       <w:r>
         <w:t xml:space="preserve">sin</w:t>
@@ -2331,19 +2439,19 @@
           <w:i/>
           <w:iCs/>
         </w:rPr>
+        <w:t xml:space="preserve">(x) </w:t>
+      </w:r>
+      <w:r>
+        <w:t xml:space="preserve">sin</w:t>
+      </w:r>
+      <w:r>
+        <w:rPr>
+          <w:i/>
+          <w:iCs/>
+        </w:rPr>
         <w:t xml:space="preserve">(x)</w:t>
       </w:r>
       <w:r>
-        <w:t xml:space="preserve">sin</w:t>
-      </w:r>
-      <w:r>
-        <w:rPr>
-          <w:i/>
-          <w:iCs/>
-        </w:rPr>
-        <w:t xml:space="preserve">(x)</w:t>
-      </w:r>
-      <w:r>
         <w:rPr>
           <w:i/>
           <w:iCs/>
@@ -2383,7 +2491,7 @@
         <w:t xml:space="preserve"> x</w:t>
       </w:r>
       <w:r>
-        <w:t xml:space="preserve"> drops a denominator, </w:t>
+        <w:t xml:space="preserve"> drops a denominator, the </w:t>
       </w:r>
       <w:r>
         <w:rPr>
@@ -2393,7 +2501,7 @@
         <w:t xml:space="preserve">+1</w:t>
       </w:r>
       <w:r>
-        <w:t xml:space="preserve"> says </w:t>
+        <w:t xml:space="preserve"> version says </w:t>
       </w:r>
       <w:r>
         <w:t xml:space="preserve">tan</w:t>
@@ -2403,10 +2511,70 @@
           <w:i/>
           <w:iCs/>
         </w:rPr>
-        <w:t xml:space="preserve"> xcos x=1</w:t>
-      </w:r>
-      <w:r>
-        <w:t xml:space="preserve">, and the last one multiplies only the first term. </w:t>
+        <w:t xml:space="preserve"> x </w:t>
+      </w:r>
+      <w:r>
+        <w:t xml:space="preserve">cos</w:t>
+      </w:r>
+      <w:r>
+        <w:rPr>
+          <w:i/>
+          <w:iCs/>
+        </w:rPr>
+        <w:t xml:space="preserve"> x=1</w:t>
+      </w:r>
+      <w:r>
+        <w:t xml:space="preserve">, and </w:t>
+      </w:r>
+      <w:r>
+        <w:rPr>
+          <w:i/>
+          <w:iCs/>
+        </w:rPr>
+        <w:t xml:space="preserve">(</w:t>
+      </w:r>
+      <w:r>
+        <w:t xml:space="preserve">sin</w:t>
+      </w:r>
+      <w:r>
+        <w:rPr>
+          <w:i/>
+          <w:iCs/>
+        </w:rPr>
+        <w:t xml:space="preserve"> x)/(</w:t>
+      </w:r>
+      <w:r>
+        <w:t xml:space="preserve">cos</w:t>
+      </w:r>
+      <w:r>
+        <w:rPr>
+          <w:i/>
+          <w:iCs/>
+        </w:rPr>
+        <w:t xml:space="preserve"> x)·</w:t>
+      </w:r>
+      <w:r>
+        <w:t xml:space="preserve">sin</w:t>
+      </w:r>
+      <w:r>
+        <w:rPr>
+          <w:i/>
+          <w:iCs/>
+        </w:rPr>
+        <w:t xml:space="preserve"> x+</w:t>
+      </w:r>
+      <w:r>
+        <w:t xml:space="preserve">cos</w:t>
+      </w:r>
+      <w:r>
+        <w:rPr>
+          <w:i/>
+          <w:iCs/>
+        </w:rPr>
+        <w:t xml:space="preserve"> x</w:t>
+      </w:r>
+      <w:r>
+        <w:t xml:space="preserve"> multiplies only the first term. </w:t>
       </w:r>
       <w:r>
         <w:rPr>
@@ -2672,7 +2840,17 @@
           <w:i/>
           <w:iCs/>
         </w:rPr>
-        <w:t xml:space="preserve"> xtan x−</w:t>
+        <w:t xml:space="preserve"> x </w:t>
+      </w:r>
+      <w:r>
+        <w:t xml:space="preserve">tan</w:t>
+      </w:r>
+      <w:r>
+        <w:rPr>
+          <w:i/>
+          <w:iCs/>
+        </w:rPr>
+        <w:t xml:space="preserve"> x−</w:t>
       </w:r>
       <w:r>
         <w:t xml:space="preserve">cos</w:t>
@@ -2706,7 +2884,17 @@
           <w:i/>
           <w:iCs/>
         </w:rPr>
-        <w:t xml:space="preserve"> xtan x−</w:t>
+        <w:t xml:space="preserve"> x </w:t>
+      </w:r>
+      <w:r>
+        <w:t xml:space="preserve">tan</w:t>
+      </w:r>
+      <w:r>
+        <w:rPr>
+          <w:i/>
+          <w:iCs/>
+        </w:rPr>
+        <w:t xml:space="preserve"> x−</w:t>
       </w:r>
       <w:r>
         <w:t xml:space="preserve">csc</w:t>
@@ -2716,7 +2904,17 @@
           <w:i/>
           <w:iCs/>
         </w:rPr>
-        <w:t xml:space="preserve"> xcos x=1/(</w:t>
+        <w:t xml:space="preserve"> x </w:t>
+      </w:r>
+      <w:r>
+        <w:t xml:space="preserve">cos</w:t>
+      </w:r>
+      <w:r>
+        <w:rPr>
+          <w:i/>
+          <w:iCs/>
+        </w:rPr>
+        <w:t xml:space="preserve"> x=1/(</w:t>
       </w:r>
       <w:r>
         <w:t xml:space="preserve">sin</w:t>
@@ -2872,10 +3070,53 @@
           <w:i/>
           <w:iCs/>
         </w:rPr>
-        <w:t xml:space="preserve"> xcos x=1</w:t>
-      </w:r>
-      <w:r>
-        <w:t xml:space="preserve">, the plus version loses the minus sign, and the last one multiplies only the first term. </w:t>
+        <w:t xml:space="preserve"> x </w:t>
+      </w:r>
+      <w:r>
+        <w:t xml:space="preserve">cos</w:t>
+      </w:r>
+      <w:r>
+        <w:rPr>
+          <w:i/>
+          <w:iCs/>
+        </w:rPr>
+        <w:t xml:space="preserve"> x=1</w:t>
+      </w:r>
+      <w:r>
+        <w:t xml:space="preserve">, the plus version loses the minus sign, and </w:t>
+      </w:r>
+      <w:r>
+        <w:t xml:space="preserve">csc</w:t>
+      </w:r>
+      <w:r>
+        <w:rPr>
+          <w:i/>
+          <w:iCs/>
+        </w:rPr>
+        <w:t xml:space="preserve"> x </w:t>
+      </w:r>
+      <w:r>
+        <w:t xml:space="preserve">tan</w:t>
+      </w:r>
+      <w:r>
+        <w:rPr>
+          <w:i/>
+          <w:iCs/>
+        </w:rPr>
+        <w:t xml:space="preserve"> x−</w:t>
+      </w:r>
+      <w:r>
+        <w:t xml:space="preserve">cos</w:t>
+      </w:r>
+      <w:r>
+        <w:rPr>
+          <w:i/>
+          <w:iCs/>
+        </w:rPr>
+        <w:t xml:space="preserve"> x</w:t>
+      </w:r>
+      <w:r>
+        <w:t xml:space="preserve"> multiplies only the first term. </w:t>
       </w:r>
       <w:r>
         <w:rPr>
@@ -2970,7 +3211,7 @@
           <w:sz w:val="40"/>
           <w:szCs w:val="40"/>
         </w:rPr>
-        <w:t xml:space="preserve"> x)</w:t>
+        <w:t xml:space="preserve"> x) </w:t>
       </w:r>
       <w:r>
         <w:rPr>
@@ -3128,7 +3369,17 @@
           <w:i/>
           <w:iCs/>
         </w:rPr>
-        <w:t xml:space="preserve"> xsec x+</w:t>
+        <w:t xml:space="preserve"> x </w:t>
+      </w:r>
+      <w:r>
+        <w:t xml:space="preserve">sec</w:t>
+      </w:r>
+      <w:r>
+        <w:rPr>
+          <w:i/>
+          <w:iCs/>
+        </w:rPr>
+        <w:t xml:space="preserve"> x+</w:t>
       </w:r>
       <w:r>
         <w:t xml:space="preserve">cos</w:t>
@@ -3162,17 +3413,37 @@
           <w:i/>
           <w:iCs/>
         </w:rPr>
-        <w:t xml:space="preserve"> xcsc x=1/(</w:t>
-      </w:r>
-      <w:r>
-        <w:t xml:space="preserve">sin</w:t>
-      </w:r>
-      <w:r>
-        <w:rPr>
-          <w:i/>
-          <w:iCs/>
-        </w:rPr>
-        <w:t xml:space="preserve"> xcos x)</w:t>
+        <w:t xml:space="preserve"> x </w:t>
+      </w:r>
+      <w:r>
+        <w:t xml:space="preserve">csc</w:t>
+      </w:r>
+      <w:r>
+        <w:rPr>
+          <w:i/>
+          <w:iCs/>
+        </w:rPr>
+        <w:t xml:space="preserve"> x=1/(</w:t>
+      </w:r>
+      <w:r>
+        <w:t xml:space="preserve">sin</w:t>
+      </w:r>
+      <w:r>
+        <w:rPr>
+          <w:i/>
+          <w:iCs/>
+        </w:rPr>
+        <w:t xml:space="preserve"> x </w:t>
+      </w:r>
+      <w:r>
+        <w:t xml:space="preserve">cos</w:t>
+      </w:r>
+      <w:r>
+        <w:rPr>
+          <w:i/>
+          <w:iCs/>
+        </w:rPr>
+        <w:t xml:space="preserve"> x)</w:t>
       </w:r>
       <w:r>
         <w:t xml:space="preserve">, so the expression is </w:t>
@@ -3212,7 +3483,17 @@
           <w:i/>
           <w:iCs/>
         </w:rPr>
-        <w:t xml:space="preserve"> xcos x)=(</w:t>
+        <w:t xml:space="preserve"> x </w:t>
+      </w:r>
+      <w:r>
+        <w:t xml:space="preserve">cos</w:t>
+      </w:r>
+      <w:r>
+        <w:rPr>
+          <w:i/>
+          <w:iCs/>
+        </w:rPr>
+        <w:t xml:space="preserve"> x)=(</w:t>
       </w:r>
       <w:r>
         <w:t xml:space="preserve">sin</w:t>
@@ -3232,7 +3513,17 @@
           <w:i/>
           <w:iCs/>
         </w:rPr>
-        <w:t xml:space="preserve"> xcos x)+(</w:t>
+        <w:t xml:space="preserve"> x </w:t>
+      </w:r>
+      <w:r>
+        <w:t xml:space="preserve">cos</w:t>
+      </w:r>
+      <w:r>
+        <w:rPr>
+          <w:i/>
+          <w:iCs/>
+        </w:rPr>
+        <w:t xml:space="preserve"> x)+(</w:t>
       </w:r>
       <w:r>
         <w:t xml:space="preserve">cos</w:t>
@@ -3252,7 +3543,17 @@
           <w:i/>
           <w:iCs/>
         </w:rPr>
-        <w:t xml:space="preserve"> xcos x)=1/(</w:t>
+        <w:t xml:space="preserve"> x </w:t>
+      </w:r>
+      <w:r>
+        <w:t xml:space="preserve">cos</w:t>
+      </w:r>
+      <w:r>
+        <w:rPr>
+          <w:i/>
+          <w:iCs/>
+        </w:rPr>
+        <w:t xml:space="preserve"> x)=1/(</w:t>
       </w:r>
       <w:r>
         <w:t xml:space="preserve">cos</w:t>
@@ -3298,7 +3599,53 @@
         <w:t xml:space="preserve"> x</w:t>
       </w:r>
       <w:r>
-        <w:t xml:space="preserve"> keeps the wrong function on top, and 2 assumes everything cancels. </w:t>
+        <w:t xml:space="preserve"> keeps the wrong function on top, 2 assumes everything cancels, and </w:t>
+      </w:r>
+      <w:r>
+        <w:t xml:space="preserve">sin</w:t>
+      </w:r>
+      <w:r>
+        <w:rPr>
+          <w:i/>
+          <w:iCs/>
+        </w:rPr>
+        <w:t xml:space="preserve"> x </w:t>
+      </w:r>
+      <w:r>
+        <w:t xml:space="preserve">sec</w:t>
+      </w:r>
+      <w:r>
+        <w:rPr>
+          <w:i/>
+          <w:iCs/>
+        </w:rPr>
+        <w:t xml:space="preserve"> x+</w:t>
+      </w:r>
+      <w:r>
+        <w:t xml:space="preserve">cos</w:t>
+      </w:r>
+      <w:r>
+        <w:rPr>
+          <w:i/>
+          <w:iCs/>
+        </w:rPr>
+        <w:t xml:space="preserve"> x</w:t>
+      </w:r>
+      <w:r>
+        <w:t xml:space="preserve"> skips the </w:t>
+      </w:r>
+      <w:r>
+        <w:t xml:space="preserve">csc</w:t>
+      </w:r>
+      <w:r>
+        <w:rPr>
+          <w:i/>
+          <w:iCs/>
+        </w:rPr>
+        <w:t xml:space="preserve"> x</w:t>
+      </w:r>
+      <w:r>
+        <w:t xml:space="preserve"> on the second term. </w:t>
       </w:r>
       <w:r>
         <w:rPr>
@@ -3393,7 +3740,7 @@
           <w:sz w:val="40"/>
           <w:szCs w:val="40"/>
         </w:rPr>
-        <w:t xml:space="preserve"> x)</w:t>
+        <w:t xml:space="preserve"> x) </w:t>
       </w:r>
       <w:r>
         <w:rPr>
@@ -3546,16 +3893,8 @@
         <w:rPr>
           <w:i/>
           <w:iCs/>
-          <w:vertAlign w:val="superscript"/>
-        </w:rPr>
-        <w:t xml:space="preserve">2</w:t>
-      </w:r>
-      <w:r>
-        <w:rPr>
-          <w:i/>
-          <w:iCs/>
-        </w:rPr>
-        <w:t xml:space="preserve">x−</w:t>
+        </w:rPr>
+        <w:t xml:space="preserve"> x−</w:t>
       </w:r>
       <w:r>
         <w:t xml:space="preserve">cot</w:t>
@@ -3564,16 +3903,8 @@
         <w:rPr>
           <w:i/>
           <w:iCs/>
-          <w:vertAlign w:val="superscript"/>
-        </w:rPr>
-        <w:t xml:space="preserve">2</w:t>
-      </w:r>
-      <w:r>
-        <w:rPr>
-          <w:i/>
-          <w:iCs/>
-        </w:rPr>
-        <w:t xml:space="preserve">x</w:t>
+        </w:rPr>
+        <w:t xml:space="preserve"> x</w:t>
       </w:r>
     </w:p>
     <w:p>
@@ -3656,7 +3987,17 @@
           <w:i/>
           <w:iCs/>
         </w:rPr>
-        <w:t xml:space="preserve"> xcos x)</w:t>
+        <w:t xml:space="preserve"> x </w:t>
+      </w:r>
+      <w:r>
+        <w:t xml:space="preserve">cos</w:t>
+      </w:r>
+      <w:r>
+        <w:rPr>
+          <w:i/>
+          <w:iCs/>
+        </w:rPr>
+        <w:t xml:space="preserve"> x)</w:t>
       </w:r>
       <w:r>
         <w:t xml:space="preserve">: </w:t>
@@ -3696,7 +4037,17 @@
           <w:i/>
           <w:iCs/>
         </w:rPr>
-        <w:t xml:space="preserve"> xcos x)=1/(</w:t>
+        <w:t xml:space="preserve"> x </w:t>
+      </w:r>
+      <w:r>
+        <w:t xml:space="preserve">cos</w:t>
+      </w:r>
+      <w:r>
+        <w:rPr>
+          <w:i/>
+          <w:iCs/>
+        </w:rPr>
+        <w:t xml:space="preserve"> x)=1/(</w:t>
       </w:r>
       <w:r>
         <w:t xml:space="preserve">cos</w:t>
@@ -3754,7 +4105,17 @@
           <w:i/>
           <w:iCs/>
         </w:rPr>
-        <w:t xml:space="preserve"> xcos x)=1/(</w:t>
+        <w:t xml:space="preserve"> x </w:t>
+      </w:r>
+      <w:r>
+        <w:t xml:space="preserve">cos</w:t>
+      </w:r>
+      <w:r>
+        <w:rPr>
+          <w:i/>
+          <w:iCs/>
+        </w:rPr>
+        <w:t xml:space="preserve"> x)=1/(</w:t>
       </w:r>
       <w:r>
         <w:t xml:space="preserve">sin</w:t>
@@ -3814,7 +4175,69 @@
         <w:t xml:space="preserve">x</w:t>
       </w:r>
       <w:r>
-        <w:t xml:space="preserve">. The first choice loses the squares, the second reverses the order, and </w:t>
+        <w:t xml:space="preserve">. The answer </w:t>
+      </w:r>
+      <w:r>
+        <w:t xml:space="preserve">sec</w:t>
+      </w:r>
+      <w:r>
+        <w:rPr>
+          <w:i/>
+          <w:iCs/>
+        </w:rPr>
+        <w:t xml:space="preserve"> x−</w:t>
+      </w:r>
+      <w:r>
+        <w:t xml:space="preserve">csc</w:t>
+      </w:r>
+      <w:r>
+        <w:rPr>
+          <w:i/>
+          <w:iCs/>
+        </w:rPr>
+        <w:t xml:space="preserve"> x</w:t>
+      </w:r>
+      <w:r>
+        <w:t xml:space="preserve"> loses the squares, </w:t>
+      </w:r>
+      <w:r>
+        <w:t xml:space="preserve">csc</w:t>
+      </w:r>
+      <w:r>
+        <w:rPr>
+          <w:i/>
+          <w:iCs/>
+          <w:vertAlign w:val="superscript"/>
+        </w:rPr>
+        <w:t xml:space="preserve">2</w:t>
+      </w:r>
+      <w:r>
+        <w:rPr>
+          <w:i/>
+          <w:iCs/>
+        </w:rPr>
+        <w:t xml:space="preserve">x−</w:t>
+      </w:r>
+      <w:r>
+        <w:t xml:space="preserve">sec</w:t>
+      </w:r>
+      <w:r>
+        <w:rPr>
+          <w:i/>
+          <w:iCs/>
+          <w:vertAlign w:val="superscript"/>
+        </w:rPr>
+        <w:t xml:space="preserve">2</w:t>
+      </w:r>
+      <w:r>
+        <w:rPr>
+          <w:i/>
+          <w:iCs/>
+        </w:rPr>
+        <w:t xml:space="preserve">x</w:t>
+      </w:r>
+      <w:r>
+        <w:t xml:space="preserve"> reverses the order, and </w:t>
       </w:r>
       <w:r>
         <w:t xml:space="preserve">tan</w:t>
@@ -3823,6 +4246,52 @@
         <w:rPr>
           <w:i/>
           <w:iCs/>
+        </w:rPr>
+        <w:t xml:space="preserve"> x−</w:t>
+      </w:r>
+      <w:r>
+        <w:t xml:space="preserve">cot</w:t>
+      </w:r>
+      <w:r>
+        <w:rPr>
+          <w:i/>
+          <w:iCs/>
+        </w:rPr>
+        <w:t xml:space="preserve"> x</w:t>
+      </w:r>
+      <w:r>
+        <w:t xml:space="preserve"> never multiplies by </w:t>
+      </w:r>
+      <w:r>
+        <w:t xml:space="preserve">sec</w:t>
+      </w:r>
+      <w:r>
+        <w:rPr>
+          <w:i/>
+          <w:iCs/>
+        </w:rPr>
+        <w:t xml:space="preserve"> x </w:t>
+      </w:r>
+      <w:r>
+        <w:t xml:space="preserve">csc</w:t>
+      </w:r>
+      <w:r>
+        <w:rPr>
+          <w:i/>
+          <w:iCs/>
+        </w:rPr>
+        <w:t xml:space="preserve"> x</w:t>
+      </w:r>
+      <w:r>
+        <w:t xml:space="preserve">. By the way, </w:t>
+      </w:r>
+      <w:r>
+        <w:t xml:space="preserve">tan</w:t>
+      </w:r>
+      <w:r>
+        <w:rPr>
+          <w:i/>
+          <w:iCs/>
           <w:vertAlign w:val="superscript"/>
         </w:rPr>
         <w:t xml:space="preserve">2</w:t>
@@ -3853,14 +4322,82 @@
         <w:t xml:space="preserve">x</w:t>
       </w:r>
       <w:r>
-        <w:t xml:space="preserve"> is a different expression: try </w:t>
-      </w:r>
-      <w:r>
-        <w:rPr>
-          <w:i/>
-          <w:iCs/>
-        </w:rPr>
-        <w:t xml:space="preserve">x=π/6</w:t>
+        <w:t xml:space="preserve"> would also be correct, since </w:t>
+      </w:r>
+      <w:r>
+        <w:t xml:space="preserve">tan</w:t>
+      </w:r>
+      <w:r>
+        <w:rPr>
+          <w:i/>
+          <w:iCs/>
+          <w:vertAlign w:val="superscript"/>
+        </w:rPr>
+        <w:t xml:space="preserve">2</w:t>
+      </w:r>
+      <w:r>
+        <w:rPr>
+          <w:i/>
+          <w:iCs/>
+        </w:rPr>
+        <w:t xml:space="preserve">x=</w:t>
+      </w:r>
+      <w:r>
+        <w:t xml:space="preserve">sec</w:t>
+      </w:r>
+      <w:r>
+        <w:rPr>
+          <w:i/>
+          <w:iCs/>
+          <w:vertAlign w:val="superscript"/>
+        </w:rPr>
+        <w:t xml:space="preserve">2</w:t>
+      </w:r>
+      <w:r>
+        <w:rPr>
+          <w:i/>
+          <w:iCs/>
+        </w:rPr>
+        <w:t xml:space="preserve">x−1</w:t>
+      </w:r>
+      <w:r>
+        <w:t xml:space="preserve"> and </w:t>
+      </w:r>
+      <w:r>
+        <w:t xml:space="preserve">cot</w:t>
+      </w:r>
+      <w:r>
+        <w:rPr>
+          <w:i/>
+          <w:iCs/>
+          <w:vertAlign w:val="superscript"/>
+        </w:rPr>
+        <w:t xml:space="preserve">2</w:t>
+      </w:r>
+      <w:r>
+        <w:rPr>
+          <w:i/>
+          <w:iCs/>
+        </w:rPr>
+        <w:t xml:space="preserve">x=</w:t>
+      </w:r>
+      <w:r>
+        <w:t xml:space="preserve">csc</w:t>
+      </w:r>
+      <w:r>
+        <w:rPr>
+          <w:i/>
+          <w:iCs/>
+          <w:vertAlign w:val="superscript"/>
+        </w:rPr>
+        <w:t xml:space="preserve">2</w:t>
+      </w:r>
+      <w:r>
+        <w:rPr>
+          <w:i/>
+          <w:iCs/>
+        </w:rPr>
+        <w:t xml:space="preserve">x−1</w:t>
       </w:r>
       <w:r>
         <w:t xml:space="preserve">. </w:t>
@@ -3943,7 +4480,7 @@
           <wp:inline distT="0" distB="0" distL="0" distR="0">
             <wp:extent cx="3133725" cy="2476500"/>
             <wp:effectExtent t="0" r="0" b="0" l="0"/>
-            <wp:docPr id="1" name="pf1" descr="The usual route through a verification. Plotted data: A flowchart with five numbered steps from top to bottom: 1, start with one side; 2, rewrite in sin and cos; 3, distribute, combine, simplify; 4, use sin squared plus cos squared equals 1 if needed; 5, rename to reach the other side. A box at the bottom says: work on one side only, never move terms across the equals sign." title="The usual route through a verification"/>
+            <wp:docPr id="1" name="pf1" descr="The usual route through a verification. Plotted data: A flowchart with five numbered steps from top to bottom: 1, start with one side; 2, rewrite in sin and cos; 3, distribute, combine, simplify; 4, use sin squared plus cos squared equals 1 if needed; 5, rename to reach the other side. A box at the bottom says: go from one side to the other, never do the same operation to both sides." title="The usual route through a verification"/>
             <wp:cNvGraphicFramePr>
               <a:graphicFrameLocks xmlns:a="http://schemas.openxmlformats.org/drawingml/2006/main" noChangeAspect="1"/>
             </wp:cNvGraphicFramePr>
@@ -3997,7 +4534,7 @@
           <w:sz w:val="22"/>
           <w:szCs w:val="22"/>
         </w:rPr>
-        <w:t xml:space="preserve">A flowchart with five numbered steps from top to bottom: 1, start with one side; 2, rewrite in sin and cos; 3, distribute, combine, simplify; 4, use sin squared plus cos squared equals 1 if needed; 5, rename to reach the other side. A box at the bottom says: work on one side only, never move terms across the equals sign.</w:t>
+        <w:t xml:space="preserve">A flowchart with five numbered steps from top to bottom: 1, start with one side; 2, rewrite in sin and cos; 3, distribute, combine, simplify; 4, use sin squared plus cos squared equals 1 if needed; 5, rename to reach the other side. A box at the bottom says: go from one side to the other, never do the same operation to both sides.</w:t>
       </w:r>
     </w:p>
     <w:p>
@@ -4531,7 +5068,7 @@
         <w:t xml:space="preserve"> x)</w:t>
       </w:r>
       <w:r>
-        <w:t xml:space="preserve"> cancels the wrong factor, and </w:t>
+        <w:t xml:space="preserve"> cancels the wrong factor, </w:t>
       </w:r>
       <w:r>
         <w:rPr>
@@ -4561,10 +5098,73 @@
           <w:i/>
           <w:iCs/>
         </w:rPr>
-        <w:t xml:space="preserve"> xsin x=1</w:t>
-      </w:r>
-      <w:r>
-        <w:t xml:space="preserve">. </w:t>
+        <w:t xml:space="preserve"> x </w:t>
+      </w:r>
+      <w:r>
+        <w:t xml:space="preserve">sin</w:t>
+      </w:r>
+      <w:r>
+        <w:rPr>
+          <w:i/>
+          <w:iCs/>
+        </w:rPr>
+        <w:t xml:space="preserve"> x=1</w:t>
+      </w:r>
+      <w:r>
+        <w:t xml:space="preserve">, and </w:t>
+      </w:r>
+      <w:r>
+        <w:t xml:space="preserve">cos</w:t>
+      </w:r>
+      <w:r>
+        <w:rPr>
+          <w:i/>
+          <w:iCs/>
+        </w:rPr>
+        <w:t xml:space="preserve"> x−</w:t>
+      </w:r>
+      <w:r>
+        <w:t xml:space="preserve">cot</w:t>
+      </w:r>
+      <w:r>
+        <w:rPr>
+          <w:i/>
+          <w:iCs/>
+        </w:rPr>
+        <w:t xml:space="preserve"> x</w:t>
+      </w:r>
+      <w:r>
+        <w:t xml:space="preserve"> multiplies the second term by </w:t>
+      </w:r>
+      <w:r>
+        <w:rPr>
+          <w:i/>
+          <w:iCs/>
+        </w:rPr>
+        <w:t xml:space="preserve">(</w:t>
+      </w:r>
+      <w:r>
+        <w:t xml:space="preserve">cos</w:t>
+      </w:r>
+      <w:r>
+        <w:rPr>
+          <w:i/>
+          <w:iCs/>
+        </w:rPr>
+        <w:t xml:space="preserve"> x)/(</w:t>
+      </w:r>
+      <w:r>
+        <w:t xml:space="preserve">sin</w:t>
+      </w:r>
+      <w:r>
+        <w:rPr>
+          <w:i/>
+          <w:iCs/>
+        </w:rPr>
+        <w:t xml:space="preserve"> x)</w:t>
+      </w:r>
+      <w:r>
+        <w:t xml:space="preserve"> without cancelling. </w:t>
       </w:r>
       <w:r>
         <w:rPr>
@@ -4889,7 +5489,23 @@
           <w:sz w:val="40"/>
           <w:szCs w:val="40"/>
         </w:rPr>
-        <w:t xml:space="preserve"> xtan x</w:t>
+        <w:t xml:space="preserve"> x </w:t>
+      </w:r>
+      <w:r>
+        <w:rPr>
+          <w:sz w:val="40"/>
+          <w:szCs w:val="40"/>
+        </w:rPr>
+        <w:t xml:space="preserve">tan</w:t>
+      </w:r>
+      <w:r>
+        <w:rPr>
+          <w:i/>
+          <w:iCs/>
+          <w:sz w:val="40"/>
+          <w:szCs w:val="40"/>
+        </w:rPr>
+        <w:t xml:space="preserve"> x</w:t>
       </w:r>
     </w:p>
     <w:p>
@@ -5535,7 +6151,23 @@
           <w:sz w:val="40"/>
           <w:szCs w:val="40"/>
         </w:rPr>
-        <w:t xml:space="preserve"> xcos x)</w:t>
+        <w:t xml:space="preserve"> x </w:t>
+      </w:r>
+      <w:r>
+        <w:rPr>
+          <w:sz w:val="40"/>
+          <w:szCs w:val="40"/>
+        </w:rPr>
+        <w:t xml:space="preserve">cos</w:t>
+      </w:r>
+      <w:r>
+        <w:rPr>
+          <w:i/>
+          <w:iCs/>
+          <w:sz w:val="40"/>
+          <w:szCs w:val="40"/>
+        </w:rPr>
+        <w:t xml:space="preserve"> x)</w:t>
       </w:r>
     </w:p>
     <w:p>
@@ -5649,7 +6281,17 @@
           <w:i/>
           <w:iCs/>
         </w:rPr>
-        <w:t xml:space="preserve"> xcos x)</w:t>
+        <w:t xml:space="preserve"> x </w:t>
+      </w:r>
+      <w:r>
+        <w:t xml:space="preserve">cos</w:t>
+      </w:r>
+      <w:r>
+        <w:rPr>
+          <w:i/>
+          <w:iCs/>
+        </w:rPr>
+        <w:t xml:space="preserve"> x)</w:t>
       </w:r>
     </w:p>
     <w:p>
@@ -5791,7 +6433,17 @@
           <w:i/>
           <w:iCs/>
         </w:rPr>
-        <w:t xml:space="preserve"> xcos x)</w:t>
+        <w:t xml:space="preserve"> x </w:t>
+      </w:r>
+      <w:r>
+        <w:t xml:space="preserve">cos</w:t>
+      </w:r>
+      <w:r>
+        <w:rPr>
+          <w:i/>
+          <w:iCs/>
+        </w:rPr>
+        <w:t xml:space="preserve"> x)</w:t>
       </w:r>
     </w:p>
     <w:p>
@@ -5821,17 +6473,37 @@
           <w:i/>
           <w:iCs/>
         </w:rPr>
-        <w:t xml:space="preserve"> xcos x)/(</w:t>
-      </w:r>
-      <w:r>
-        <w:t xml:space="preserve">sin</w:t>
-      </w:r>
-      <w:r>
-        <w:rPr>
-          <w:i/>
-          <w:iCs/>
-        </w:rPr>
-        <w:t xml:space="preserve"> xcos x)</w:t>
+        <w:t xml:space="preserve"> x </w:t>
+      </w:r>
+      <w:r>
+        <w:t xml:space="preserve">cos</w:t>
+      </w:r>
+      <w:r>
+        <w:rPr>
+          <w:i/>
+          <w:iCs/>
+        </w:rPr>
+        <w:t xml:space="preserve"> x)/(</w:t>
+      </w:r>
+      <w:r>
+        <w:t xml:space="preserve">sin</w:t>
+      </w:r>
+      <w:r>
+        <w:rPr>
+          <w:i/>
+          <w:iCs/>
+        </w:rPr>
+        <w:t xml:space="preserve"> x </w:t>
+      </w:r>
+      <w:r>
+        <w:t xml:space="preserve">cos</w:t>
+      </w:r>
+      <w:r>
+        <w:rPr>
+          <w:i/>
+          <w:iCs/>
+        </w:rPr>
+        <w:t xml:space="preserve"> x)</w:t>
       </w:r>
     </w:p>
     <w:p>
@@ -5858,7 +6530,17 @@
           <w:i/>
           <w:iCs/>
         </w:rPr>
-        <w:t xml:space="preserve"> xcos x</w:t>
+        <w:t xml:space="preserve"> x </w:t>
+      </w:r>
+      <w:r>
+        <w:t xml:space="preserve">cos</w:t>
+      </w:r>
+      <w:r>
+        <w:rPr>
+          <w:i/>
+          <w:iCs/>
+        </w:rPr>
+        <w:t xml:space="preserve"> x</w:t>
       </w:r>
       <w:r>
         <w:t xml:space="preserve">. Multiply the first fraction by </w:t>
@@ -5974,21 +6656,104 @@
           <w:i/>
           <w:iCs/>
         </w:rPr>
-        <w:t xml:space="preserve"> xcos x)</w:t>
-      </w:r>
-      <w:r>
-        <w:t xml:space="preserve">. The top is 1, which gives the next line. The first choice adds the tops without rewriting them, and the second adds the bottoms. </w:t>
-      </w:r>
-      <w:r>
-        <w:rPr>
-          <w:b/>
-          <w:bCs/>
+        <w:t xml:space="preserve"> x </w:t>
+      </w:r>
+      <w:r>
+        <w:t xml:space="preserve">cos</w:t>
+      </w:r>
+      <w:r>
+        <w:rPr>
+          <w:i/>
+          <w:iCs/>
+        </w:rPr>
+        <w:t xml:space="preserve"> x)</w:t>
+      </w:r>
+      <w:r>
+        <w:t xml:space="preserve">. The top is 1, which gives the next line. The answer </w:t>
+      </w:r>
+      <w:r>
+        <w:rPr>
           <w:i/>
           <w:iCs/>
         </w:rPr>
         <w:t xml:space="preserve">(</w:t>
       </w:r>
       <w:r>
+        <w:t xml:space="preserve">sin</w:t>
+      </w:r>
+      <w:r>
+        <w:rPr>
+          <w:i/>
+          <w:iCs/>
+        </w:rPr>
+        <w:t xml:space="preserve"> x+</w:t>
+      </w:r>
+      <w:r>
+        <w:t xml:space="preserve">cos</w:t>
+      </w:r>
+      <w:r>
+        <w:rPr>
+          <w:i/>
+          <w:iCs/>
+        </w:rPr>
+        <w:t xml:space="preserve"> x)/(</w:t>
+      </w:r>
+      <w:r>
+        <w:t xml:space="preserve">sin</w:t>
+      </w:r>
+      <w:r>
+        <w:rPr>
+          <w:i/>
+          <w:iCs/>
+        </w:rPr>
+        <w:t xml:space="preserve"> x </w:t>
+      </w:r>
+      <w:r>
+        <w:t xml:space="preserve">cos</w:t>
+      </w:r>
+      <w:r>
+        <w:rPr>
+          <w:i/>
+          <w:iCs/>
+        </w:rPr>
+        <w:t xml:space="preserve"> x)</w:t>
+      </w:r>
+      <w:r>
+        <w:t xml:space="preserve"> adds the tops without rewriting them, and the one with </w:t>
+      </w:r>
+      <w:r>
+        <w:t xml:space="preserve">sin</w:t>
+      </w:r>
+      <w:r>
+        <w:rPr>
+          <w:i/>
+          <w:iCs/>
+        </w:rPr>
+        <w:t xml:space="preserve"> x+</w:t>
+      </w:r>
+      <w:r>
+        <w:t xml:space="preserve">cos</w:t>
+      </w:r>
+      <w:r>
+        <w:rPr>
+          <w:i/>
+          <w:iCs/>
+        </w:rPr>
+        <w:t xml:space="preserve"> x</w:t>
+      </w:r>
+      <w:r>
+        <w:t xml:space="preserve"> on the bottom adds the bottoms. </w:t>
+      </w:r>
+      <w:r>
+        <w:rPr>
+          <w:b/>
+          <w:bCs/>
+          <w:i/>
+          <w:iCs/>
+        </w:rPr>
+        <w:t xml:space="preserve">(</w:t>
+      </w:r>
+      <w:r>
         <w:rPr>
           <w:b/>
           <w:bCs/>
@@ -6054,7 +6819,23 @@
           <w:i/>
           <w:iCs/>
         </w:rPr>
-        <w:t xml:space="preserve"> xcos x)</w:t>
+        <w:t xml:space="preserve"> x </w:t>
+      </w:r>
+      <w:r>
+        <w:rPr>
+          <w:b/>
+          <w:bCs/>
+        </w:rPr>
+        <w:t xml:space="preserve">cos</w:t>
+      </w:r>
+      <w:r>
+        <w:rPr>
+          <w:b/>
+          <w:bCs/>
+          <w:i/>
+          <w:iCs/>
+        </w:rPr>
+        <w:t xml:space="preserve"> x)</w:t>
       </w:r>
       <w:r>
         <w:rPr>
@@ -6135,7 +6916,17 @@
           <w:i/>
           <w:iCs/>
         </w:rPr>
-        <w:t xml:space="preserve"> xsec x=</w:t>
+        <w:t xml:space="preserve"> x </w:t>
+      </w:r>
+      <w:r>
+        <w:t xml:space="preserve">sec</w:t>
+      </w:r>
+      <w:r>
+        <w:rPr>
+          <w:i/>
+          <w:iCs/>
+        </w:rPr>
+        <w:t xml:space="preserve"> x=</w:t>
       </w:r>
       <w:r>
         <w:t xml:space="preserve">tan</w:t>
@@ -6168,7 +6959,17 @@
           <w:i/>
           <w:iCs/>
         </w:rPr>
-        <w:t xml:space="preserve"> xcos x=</w:t>
+        <w:t xml:space="preserve"> x </w:t>
+      </w:r>
+      <w:r>
+        <w:t xml:space="preserve">cos</w:t>
+      </w:r>
+      <w:r>
+        <w:rPr>
+          <w:i/>
+          <w:iCs/>
+        </w:rPr>
+        <w:t xml:space="preserve"> x=</w:t>
       </w:r>
       <w:r>
         <w:t xml:space="preserve">cos</w:t>
@@ -6201,7 +7002,17 @@
           <w:i/>
           <w:iCs/>
         </w:rPr>
-        <w:t xml:space="preserve"> xcsc x=</w:t>
+        <w:t xml:space="preserve"> x </w:t>
+      </w:r>
+      <w:r>
+        <w:t xml:space="preserve">csc</w:t>
+      </w:r>
+      <w:r>
+        <w:rPr>
+          <w:i/>
+          <w:iCs/>
+        </w:rPr>
+        <w:t xml:space="preserve"> x=</w:t>
       </w:r>
       <w:r>
         <w:t xml:space="preserve">cot</w:t>
@@ -6234,7 +7045,17 @@
           <w:i/>
           <w:iCs/>
         </w:rPr>
-        <w:t xml:space="preserve"> xcot x=</w:t>
+        <w:t xml:space="preserve"> x </w:t>
+      </w:r>
+      <w:r>
+        <w:t xml:space="preserve">cot</w:t>
+      </w:r>
+      <w:r>
+        <w:rPr>
+          <w:i/>
+          <w:iCs/>
+        </w:rPr>
+        <w:t xml:space="preserve"> x=</w:t>
       </w:r>
       <w:r>
         <w:t xml:space="preserve">csc</w:t>
@@ -6268,7 +7089,17 @@
           <w:i/>
           <w:iCs/>
         </w:rPr>
-        <w:t xml:space="preserve"> xcos x=(</w:t>
+        <w:t xml:space="preserve"> x </w:t>
+      </w:r>
+      <w:r>
+        <w:t xml:space="preserve">cos</w:t>
+      </w:r>
+      <w:r>
+        <w:rPr>
+          <w:i/>
+          <w:iCs/>
+        </w:rPr>
+        <w:t xml:space="preserve"> x=(</w:t>
       </w:r>
       <w:r>
         <w:t xml:space="preserve">sin</w:t>
@@ -6390,7 +7221,23 @@
           <w:i/>
           <w:iCs/>
         </w:rPr>
-        <w:t xml:space="preserve"> xcos x=</w:t>
+        <w:t xml:space="preserve"> x </w:t>
+      </w:r>
+      <w:r>
+        <w:rPr>
+          <w:b/>
+          <w:bCs/>
+        </w:rPr>
+        <w:t xml:space="preserve">cos</w:t>
+      </w:r>
+      <w:r>
+        <w:rPr>
+          <w:b/>
+          <w:bCs/>
+          <w:i/>
+          <w:iCs/>
+        </w:rPr>
+        <w:t xml:space="preserve"> x=</w:t>
       </w:r>
       <w:r>
         <w:rPr>
@@ -6692,7 +7539,7 @@
           <w:i/>
           <w:iCs/>
         </w:rPr>
-        <w:t xml:space="preserve">π/4≈ 0.707</w:t>
+        <w:t xml:space="preserve">(π/4)≈ 0.707</w:t>
       </w:r>
       <w:r>
         <w:t xml:space="preserve">. </w:t>
@@ -6790,7 +7637,7 @@
           <w:sz w:val="40"/>
           <w:szCs w:val="40"/>
         </w:rPr>
-        <w:t xml:space="preserve"> x)</w:t>
+        <w:t xml:space="preserve"> x) </w:t>
       </w:r>
       <w:r>
         <w:rPr>
@@ -6885,7 +7732,23 @@
           <w:sz w:val="40"/>
           <w:szCs w:val="40"/>
         </w:rPr>
-        <w:t xml:space="preserve"> xcos x)</w:t>
+        <w:t xml:space="preserve"> x </w:t>
+      </w:r>
+      <w:r>
+        <w:rPr>
+          <w:sz w:val="40"/>
+          <w:szCs w:val="40"/>
+        </w:rPr>
+        <w:t xml:space="preserve">cos</w:t>
+      </w:r>
+      <w:r>
+        <w:rPr>
+          <w:i/>
+          <w:iCs/>
+          <w:sz w:val="40"/>
+          <w:szCs w:val="40"/>
+        </w:rPr>
+        <w:t xml:space="preserve"> x)</w:t>
       </w:r>
     </w:p>
     <w:p>
@@ -7084,17 +7947,37 @@
           <w:i/>
           <w:iCs/>
         </w:rPr>
-        <w:t xml:space="preserve"> xcsc x=1/(</w:t>
-      </w:r>
-      <w:r>
-        <w:t xml:space="preserve">sin</w:t>
-      </w:r>
-      <w:r>
-        <w:rPr>
-          <w:i/>
-          <w:iCs/>
-        </w:rPr>
-        <w:t xml:space="preserve"> xcos x)</w:t>
+        <w:t xml:space="preserve"> x </w:t>
+      </w:r>
+      <w:r>
+        <w:t xml:space="preserve">csc</w:t>
+      </w:r>
+      <w:r>
+        <w:rPr>
+          <w:i/>
+          <w:iCs/>
+        </w:rPr>
+        <w:t xml:space="preserve"> x=1/(</w:t>
+      </w:r>
+      <w:r>
+        <w:t xml:space="preserve">sin</w:t>
+      </w:r>
+      <w:r>
+        <w:rPr>
+          <w:i/>
+          <w:iCs/>
+        </w:rPr>
+        <w:t xml:space="preserve"> x </w:t>
+      </w:r>
+      <w:r>
+        <w:t xml:space="preserve">cos</w:t>
+      </w:r>
+      <w:r>
+        <w:rPr>
+          <w:i/>
+          <w:iCs/>
+        </w:rPr>
+        <w:t xml:space="preserve"> x)</w:t>
       </w:r>
       <w:r>
         <w:t xml:space="preserve">. Splitting gives </w:t>
@@ -7124,7 +8007,17 @@
           <w:i/>
           <w:iCs/>
         </w:rPr>
-        <w:t xml:space="preserve"> xcos x)−(</w:t>
+        <w:t xml:space="preserve"> x </w:t>
+      </w:r>
+      <w:r>
+        <w:t xml:space="preserve">cos</w:t>
+      </w:r>
+      <w:r>
+        <w:rPr>
+          <w:i/>
+          <w:iCs/>
+        </w:rPr>
+        <w:t xml:space="preserve"> x)−(</w:t>
       </w:r>
       <w:r>
         <w:t xml:space="preserve">sin</w:t>
@@ -7144,7 +8037,17 @@
           <w:i/>
           <w:iCs/>
         </w:rPr>
-        <w:t xml:space="preserve"> xcos x)=1/(</w:t>
+        <w:t xml:space="preserve"> x </w:t>
+      </w:r>
+      <w:r>
+        <w:t xml:space="preserve">cos</w:t>
+      </w:r>
+      <w:r>
+        <w:rPr>
+          <w:i/>
+          <w:iCs/>
+        </w:rPr>
+        <w:t xml:space="preserve"> x)=1/(</w:t>
       </w:r>
       <w:r>
         <w:t xml:space="preserve">sin</w:t>
@@ -7260,7 +8163,23 @@
           <w:sz w:val="40"/>
           <w:szCs w:val="40"/>
         </w:rPr>
-        <w:t xml:space="preserve"> xtan x</w:t>
+        <w:t xml:space="preserve"> x </w:t>
+      </w:r>
+      <w:r>
+        <w:rPr>
+          <w:sz w:val="40"/>
+          <w:szCs w:val="40"/>
+        </w:rPr>
+        <w:t xml:space="preserve">tan</w:t>
+      </w:r>
+      <w:r>
+        <w:rPr>
+          <w:i/>
+          <w:iCs/>
+          <w:sz w:val="40"/>
+          <w:szCs w:val="40"/>
+        </w:rPr>
+        <w:t xml:space="preserve"> x</w:t>
       </w:r>
     </w:p>
     <w:p>
@@ -7432,7 +8351,17 @@
           <w:i/>
           <w:iCs/>
         </w:rPr>
-        <w:t xml:space="preserve"> xtan x</w:t>
+        <w:t xml:space="preserve"> x </w:t>
+      </w:r>
+      <w:r>
+        <w:t xml:space="preserve">tan</w:t>
+      </w:r>
+      <w:r>
+        <w:rPr>
+          <w:i/>
+          <w:iCs/>
+        </w:rPr>
+        <w:t xml:space="preserve"> x</w:t>
       </w:r>
       <w:r>
         <w:t xml:space="preserve">, a student multiplied both sides by </w:t>
@@ -7464,7 +8393,7 @@
         <w:t xml:space="preserve">A.  </w:t>
       </w:r>
       <w:r>
-        <w:t xml:space="preserve">There is no mistake; both sides match.</w:t>
+        <w:t xml:space="preserve">There is no mistake.</w:t>
       </w:r>
     </w:p>
     <w:p>
@@ -7512,7 +8441,7 @@
         <w:t xml:space="preserve">D.  </w:t>
       </w:r>
       <w:r>
-        <w:t xml:space="preserve">It works on both sides at once, not one side.</w:t>
+        <w:t xml:space="preserve">It changes both sides at once instead of one.</w:t>
       </w:r>
     </w:p>
     <w:p>
@@ -7529,7 +8458,46 @@
         <w:spacing w:after="120" w:before="80" w:line="300"/>
       </w:pPr>
       <w:r>
-        <w:t xml:space="preserve">A verification may not treat the identity as an equation to solve: multiplying both sides assumes what you are trying to show. Work on one side only: </w:t>
+        <w:t xml:space="preserve">The student started from the identity itself and changed both sides. Ending at </w:t>
+      </w:r>
+      <w:r>
+        <w:t xml:space="preserve">sin</w:t>
+      </w:r>
+      <w:r>
+        <w:rPr>
+          <w:i/>
+          <w:iCs/>
+          <w:vertAlign w:val="superscript"/>
+        </w:rPr>
+        <w:t xml:space="preserve">2</w:t>
+      </w:r>
+      <w:r>
+        <w:rPr>
+          <w:i/>
+          <w:iCs/>
+        </w:rPr>
+        <w:t xml:space="preserve">x=</w:t>
+      </w:r>
+      <w:r>
+        <w:t xml:space="preserve">sin</w:t>
+      </w:r>
+      <w:r>
+        <w:rPr>
+          <w:i/>
+          <w:iCs/>
+          <w:vertAlign w:val="superscript"/>
+        </w:rPr>
+        <w:t xml:space="preserve">2</w:t>
+      </w:r>
+      <w:r>
+        <w:rPr>
+          <w:i/>
+          <w:iCs/>
+        </w:rPr>
+        <w:t xml:space="preserve">x</w:t>
+      </w:r>
+      <w:r>
+        <w:t xml:space="preserve"> proves nothing unless every step can be reversed, which is why verifications are written as one chain from one side to the other: </w:t>
       </w:r>
       <w:r>
         <w:t xml:space="preserve">sec</w:t>
@@ -7615,17 +8583,27 @@
           <w:i/>
           <w:iCs/>
         </w:rPr>
-        <w:t xml:space="preserve"> xtan x</w:t>
-      </w:r>
-      <w:r>
-        <w:t xml:space="preserve">. The algebra here happened to be right, but the method would not be accepted. </w:t>
-      </w:r>
-      <w:r>
-        <w:rPr>
-          <w:b/>
-          <w:bCs/>
-        </w:rPr>
-        <w:t xml:space="preserve">Work on one side only.</w:t>
+        <w:t xml:space="preserve"> x </w:t>
+      </w:r>
+      <w:r>
+        <w:t xml:space="preserve">tan</w:t>
+      </w:r>
+      <w:r>
+        <w:rPr>
+          <w:i/>
+          <w:iCs/>
+        </w:rPr>
+        <w:t xml:space="preserve"> x</w:t>
+      </w:r>
+      <w:r>
+        <w:t xml:space="preserve">. The algebra here is right, but the method is not how a verification is written. </w:t>
+      </w:r>
+      <w:r>
+        <w:rPr>
+          <w:b/>
+          <w:bCs/>
+        </w:rPr>
+        <w:t xml:space="preserve">Work from one side to the other.</w:t>
       </w:r>
     </w:p>
     <w:p>
@@ -7761,7 +8739,7 @@
         <w:t xml:space="preserve">A.  </w:t>
       </w:r>
       <w:r>
-        <w:t xml:space="preserve">There is no mistake.</w:t>
+        <w:t xml:space="preserve">sec x times cos x is 0, so the answer is just −csc x.</w:t>
       </w:r>
     </w:p>
     <w:p>
@@ -7793,7 +8771,7 @@
         <w:t xml:space="preserve">C.  </w:t>
       </w:r>
       <w:r>
-        <w:t xml:space="preserve">sec x times cos x is 0, so the answer is just −csc x.</w:t>
+        <w:t xml:space="preserve">sec x times cot x is sec²x, so it is −1 − sec²x instead.</w:t>
       </w:r>
     </w:p>
     <w:p>
@@ -7809,7 +8787,7 @@
         <w:t xml:space="preserve">D.  </w:t>
       </w:r>
       <w:r>
-        <w:t xml:space="preserve">sec x cot x is sec²x, so it is −1 − sec²x.</w:t>
+        <w:t xml:space="preserve">There is no mistake.</w:t>
       </w:r>
     </w:p>
     <w:p>
@@ -7840,7 +8818,17 @@
           <w:i/>
           <w:iCs/>
         </w:rPr>
-        <w:t xml:space="preserve"> xcos x=−1</w:t>
+        <w:t xml:space="preserve"> x </w:t>
+      </w:r>
+      <w:r>
+        <w:t xml:space="preserve">cos</w:t>
+      </w:r>
+      <w:r>
+        <w:rPr>
+          <w:i/>
+          <w:iCs/>
+        </w:rPr>
+        <w:t xml:space="preserve"> x=−1</w:t>
       </w:r>
       <w:r>
         <w:t xml:space="preserve">, and </w:t>
@@ -8147,7 +9135,7 @@
         <w:t xml:space="preserve">B.  </w:t>
       </w:r>
       <w:r>
-        <w:t xml:space="preserve">tan x is cos x/sin x, so it is 1/cos²x.</w:t>
+        <w:t xml:space="preserve">The denominator should be sin x cos x, not sin²x.</w:t>
       </w:r>
     </w:p>
     <w:p>
@@ -8219,7 +9207,27 @@
         <w:t xml:space="preserve"> x)</w:t>
       </w:r>
       <w:r>
-        <w:t xml:space="preserve">. Then </w:t>
+        <w:t xml:space="preserve">, not </w:t>
+      </w:r>
+      <w:r>
+        <w:rPr>
+          <w:i/>
+          <w:iCs/>
+        </w:rPr>
+        <w:t xml:space="preserve">1/(</w:t>
+      </w:r>
+      <w:r>
+        <w:t xml:space="preserve">sin</w:t>
+      </w:r>
+      <w:r>
+        <w:rPr>
+          <w:i/>
+          <w:iCs/>
+        </w:rPr>
+        <w:t xml:space="preserve"> x)</w:t>
+      </w:r>
+      <w:r>
+        <w:t xml:space="preserve">. The student did divide correctly by flipping the bottom fraction. Then </w:t>
       </w:r>
       <w:r>
         <w:rPr>
